--- a/交付_20260811_规划环境先验解耦/08_最终结论与合作方答复建议.docx
+++ b/交付_20260811_规划环境先验解耦/08_最终结论与合作方答复建议.docx
@@ -443,7 +443,7 @@
           <w:rFonts w:ascii="SimSun" w:hAnsi="SimSun" w:eastAsia="SimSun"/>
           <w:b/>
         </w:rPr>
-        <w:t>通行侧（哪里能走）：完全依赖，且可以整个拿掉。</w:t>
+        <w:t>通行侧（哪里能走）：原实现完全依赖它，而实测可以整个拿掉。</w:t>
       </w:r>
       <w:r>
         <w:rPr>
@@ -475,7 +475,7 @@
         <w:rPr>
           <w:rFonts w:ascii="SimSun" w:hAnsi="SimSun" w:eastAsia="SimSun"/>
         </w:rPr>
-        <w:t>。这一侧的完整模型先验是纯粹多余的。</w:t>
+        <w:t>。在当前实验场景、预算与样本规模下，未检测到这一侧的完整模型先验带来可测得的收益。</w:t>
       </w:r>
     </w:p>
     <w:p>
@@ -578,7 +578,7 @@
         <w:rPr>
           <w:rFonts w:ascii="SimSun" w:hAnsi="SimSun" w:eastAsia="SimSun"/>
         </w:rPr>
-        <w:t xml:space="preserve"> P0（参考模型只描述目标表面）下 48 次运行全部在预算内跑满全部轮次，</w:t>
+        <w:t xml:space="preserve"> P0（不提供额外非目标环境构件几何先验）下 48 次运行全部在预算内跑满全部轮次，</w:t>
       </w:r>
       <w:r>
         <w:rPr>
@@ -773,109 +773,544 @@
       <w:r>
         <w:rPr>
           <w:rFonts w:ascii="SimSun" w:hAnsi="SimSun" w:eastAsia="SimSun"/>
-          <w:b/>
         </w:rPr>
-        <w:t>四项，缺一不可：</w:t>
-      </w:r>
-    </w:p>
-    <w:p>
-      <w:pPr>
-        <w:spacing w:after="40"/>
-        <w:ind w:left="640" w:hanging="280"/>
-      </w:pPr>
-      <w:r>
-        <w:rPr>
-          <w:rFonts w:ascii="SimSun" w:hAnsi="SimSun" w:eastAsia="SimSun"/>
-        </w:rPr>
-        <w:t xml:space="preserve">1. </w:t>
+        <w:t>须按"算法概念上必要"与"当前实施例使用"分级，</w:t>
       </w:r>
       <w:r>
         <w:rPr>
           <w:rFonts w:ascii="SimSun" w:hAnsi="SimSun" w:eastAsia="SimSun"/>
           <w:b/>
         </w:rPr>
-        <w:t>目标构件清单</w:t>
+        <w:t>不能一律写成必需</w:t>
       </w:r>
       <w:r>
         <w:rPr>
           <w:rFonts w:ascii="SimSun" w:hAnsi="SimSun" w:eastAsia="SimSun"/>
         </w:rPr>
-        <w:t xml:space="preserve"> —— 没有它就没有"缺口"这个概念；</w:t>
-      </w:r>
-    </w:p>
-    <w:p>
-      <w:pPr>
-        <w:spacing w:after="40"/>
-        <w:ind w:left="640" w:hanging="280"/>
-      </w:pPr>
-      <w:r>
-        <w:rPr>
-          <w:rFonts w:ascii="SimSun" w:hAnsi="SimSun" w:eastAsia="SimSun"/>
-        </w:rPr>
-        <w:t xml:space="preserve">2. </w:t>
+        <w:t xml:space="preserve"> </w:t>
       </w:r>
       <w:r>
         <w:rPr>
           <w:rFonts w:ascii="SimSun" w:hAnsi="SimSun" w:eastAsia="SimSun"/>
           <w:b/>
         </w:rPr>
-        <w:t>目标表面几何</w:t>
+        <w:t>[C]</w:t>
       </w:r>
       <w:r>
         <w:rPr>
           <w:rFonts w:ascii="SimSun" w:hAnsi="SimSun" w:eastAsia="SimSun"/>
         </w:rPr>
-        <w:t xml:space="preserve"> —— 用于表面分块、点—分块关联、覆盖率计算；</w:t>
+        <w:t>：</w:t>
       </w:r>
     </w:p>
+    <w:tbl>
+      <w:tblPr>
+        <w:tblStyle w:val="TableGrid"/>
+        <w:tblW w:type="auto" w:w="0"/>
+        <w:jc w:val="center"/>
+        <w:tblLook w:firstColumn="1" w:firstRow="1" w:lastColumn="0" w:lastRow="0" w:noHBand="0" w:noVBand="1" w:val="04A0"/>
+      </w:tblPr>
+      <w:tblGrid>
+        <w:gridCol w:w="2880"/>
+        <w:gridCol w:w="2880"/>
+        <w:gridCol w:w="2880"/>
+      </w:tblGrid>
+      <w:tr>
+        <w:tc>
+          <w:tcPr>
+            <w:tcW w:type="dxa" w:w="2880"/>
+          </w:tcPr>
+          <w:p>
+            <w:pPr>
+              <w:spacing w:before="20" w:after="20"/>
+            </w:pPr>
+            <w:r>
+              <w:rPr>
+                <w:rFonts w:ascii="SimSun" w:hAnsi="SimSun" w:eastAsia="SimSun"/>
+                <w:b/>
+                <w:sz w:val="17"/>
+              </w:rPr>
+              <w:t>信息</w:t>
+            </w:r>
+          </w:p>
+        </w:tc>
+        <w:tc>
+          <w:tcPr>
+            <w:tcW w:type="dxa" w:w="2880"/>
+          </w:tcPr>
+          <w:p>
+            <w:pPr>
+              <w:spacing w:before="20" w:after="20"/>
+            </w:pPr>
+            <w:r>
+              <w:rPr>
+                <w:rFonts w:ascii="SimSun" w:hAnsi="SimSun" w:eastAsia="SimSun"/>
+                <w:b/>
+                <w:sz w:val="17"/>
+              </w:rPr>
+              <w:t>等级</w:t>
+            </w:r>
+          </w:p>
+        </w:tc>
+        <w:tc>
+          <w:tcPr>
+            <w:tcW w:type="dxa" w:w="2880"/>
+          </w:tcPr>
+          <w:p>
+            <w:pPr>
+              <w:spacing w:before="20" w:after="20"/>
+            </w:pPr>
+            <w:r>
+              <w:rPr>
+                <w:rFonts w:ascii="SimSun" w:hAnsi="SimSun" w:eastAsia="SimSun"/>
+                <w:b/>
+                <w:sz w:val="17"/>
+              </w:rPr>
+              <w:t>依据</w:t>
+            </w:r>
+          </w:p>
+        </w:tc>
+      </w:tr>
+      <w:tr>
+        <w:tc>
+          <w:tcPr>
+            <w:tcW w:type="dxa" w:w="2880"/>
+          </w:tcPr>
+          <w:p>
+            <w:pPr>
+              <w:spacing w:before="20" w:after="20"/>
+            </w:pPr>
+            <w:r>
+              <w:rPr>
+                <w:rFonts w:ascii="SimSun" w:hAnsi="SimSun" w:eastAsia="SimSun"/>
+                <w:b/>
+                <w:sz w:val="17"/>
+              </w:rPr>
+              <w:t>能够识别待检查目标表面并提供其几何</w:t>
+            </w:r>
+          </w:p>
+        </w:tc>
+        <w:tc>
+          <w:tcPr>
+            <w:tcW w:type="dxa" w:w="2880"/>
+          </w:tcPr>
+          <w:p>
+            <w:pPr>
+              <w:spacing w:before="20" w:after="20"/>
+            </w:pPr>
+            <w:r>
+              <w:rPr>
+                <w:rFonts w:ascii="SimSun" w:hAnsi="SimSun" w:eastAsia="SimSun"/>
+                <w:b/>
+                <w:sz w:val="17"/>
+              </w:rPr>
+              <w:t>A. 算法概念上必要</w:t>
+            </w:r>
+          </w:p>
+        </w:tc>
+        <w:tc>
+          <w:tcPr>
+            <w:tcW w:type="dxa" w:w="2880"/>
+          </w:tcPr>
+          <w:p>
+            <w:pPr>
+              <w:spacing w:before="20" w:after="20"/>
+            </w:pPr>
+            <w:r>
+              <w:rPr>
+                <w:rFonts w:ascii="SimSun" w:hAnsi="SimSun" w:eastAsia="SimSun"/>
+                <w:sz w:val="17"/>
+              </w:rPr>
+              <w:t xml:space="preserve">无此则"缺口"无从定义、覆盖率无从计算 </w:t>
+            </w:r>
+            <w:r>
+              <w:rPr>
+                <w:rFonts w:ascii="SimSun" w:hAnsi="SimSun" w:eastAsia="SimSun"/>
+                <w:b/>
+                <w:sz w:val="17"/>
+              </w:rPr>
+              <w:t>[A]</w:t>
+            </w:r>
+          </w:p>
+        </w:tc>
+      </w:tr>
+      <w:tr>
+        <w:tc>
+          <w:tcPr>
+            <w:tcW w:type="dxa" w:w="2880"/>
+          </w:tcPr>
+          <w:p>
+            <w:pPr>
+              <w:spacing w:before="20" w:after="20"/>
+            </w:pPr>
+            <w:r>
+              <w:rPr>
+                <w:rFonts w:ascii="SimSun" w:hAnsi="SimSun" w:eastAsia="SimSun"/>
+                <w:b/>
+                <w:sz w:val="17"/>
+              </w:rPr>
+              <w:t>一致性</w:t>
+            </w:r>
+            <w:r>
+              <w:rPr>
+                <w:rFonts w:ascii="SimSun" w:hAnsi="SimSun" w:eastAsia="SimSun"/>
+                <w:sz w:val="17"/>
+              </w:rPr>
+              <w:t>：凡声明为目标的表面，M_vis 初始内容须含其几何</w:t>
+            </w:r>
+          </w:p>
+        </w:tc>
+        <w:tc>
+          <w:tcPr>
+            <w:tcW w:type="dxa" w:w="2880"/>
+          </w:tcPr>
+          <w:p>
+            <w:pPr>
+              <w:spacing w:before="20" w:after="20"/>
+            </w:pPr>
+            <w:r>
+              <w:rPr>
+                <w:rFonts w:ascii="SimSun" w:hAnsi="SimSun" w:eastAsia="SimSun"/>
+                <w:b/>
+                <w:sz w:val="17"/>
+              </w:rPr>
+              <w:t>A. 算法概念上必要</w:t>
+            </w:r>
+          </w:p>
+        </w:tc>
+        <w:tc>
+          <w:tcPr>
+            <w:tcW w:type="dxa" w:w="2880"/>
+          </w:tcPr>
+          <w:p>
+            <w:pPr>
+              <w:spacing w:before="20" w:after="20"/>
+            </w:pPr>
+            <w:r>
+              <w:rPr>
+                <w:rFonts w:ascii="SimSun" w:hAnsi="SimSun" w:eastAsia="SimSun"/>
+                <w:sz w:val="17"/>
+              </w:rPr>
+              <w:t xml:space="preserve">否则求交时会"透视"过目标自身 </w:t>
+            </w:r>
+            <w:r>
+              <w:rPr>
+                <w:rFonts w:ascii="SimSun" w:hAnsi="SimSun" w:eastAsia="SimSun"/>
+                <w:b/>
+                <w:sz w:val="17"/>
+              </w:rPr>
+              <w:t>[A]</w:t>
+            </w:r>
+          </w:p>
+        </w:tc>
+      </w:tr>
+      <w:tr>
+        <w:tc>
+          <w:tcPr>
+            <w:tcW w:type="dxa" w:w="2880"/>
+          </w:tcPr>
+          <w:p>
+            <w:pPr>
+              <w:spacing w:before="20" w:after="20"/>
+            </w:pPr>
+            <w:r>
+              <w:rPr>
+                <w:rFonts w:ascii="SimSun" w:hAnsi="SimSun" w:eastAsia="SimSun"/>
+                <w:sz w:val="17"/>
+              </w:rPr>
+              <w:t>目标构件分组（构件清单）</w:t>
+            </w:r>
+          </w:p>
+        </w:tc>
+        <w:tc>
+          <w:tcPr>
+            <w:tcW w:type="dxa" w:w="2880"/>
+          </w:tcPr>
+          <w:p>
+            <w:pPr>
+              <w:spacing w:before="20" w:after="20"/>
+            </w:pPr>
+            <w:r>
+              <w:rPr>
+                <w:rFonts w:ascii="SimSun" w:hAnsi="SimSun" w:eastAsia="SimSun"/>
+                <w:sz w:val="17"/>
+              </w:rPr>
+              <w:t>B. 当前实施例使用</w:t>
+            </w:r>
+          </w:p>
+        </w:tc>
+        <w:tc>
+          <w:tcPr>
+            <w:tcW w:type="dxa" w:w="2880"/>
+          </w:tcPr>
+          <w:p>
+            <w:pPr>
+              <w:spacing w:before="20" w:after="20"/>
+            </w:pPr>
+            <w:r>
+              <w:rPr>
+                <w:rFonts w:ascii="SimSun" w:hAnsi="SimSun" w:eastAsia="SimSun"/>
+                <w:sz w:val="17"/>
+              </w:rPr>
+              <w:t xml:space="preserve">用于 </w:t>
+            </w:r>
+            <w:r>
+              <w:rPr>
+                <w:rFonts w:ascii="Consolas" w:hAnsi="Consolas" w:eastAsia="Consolas"/>
+                <w:sz w:val="17"/>
+              </w:rPr>
+              <w:t>asset_recovery</w:t>
+            </w:r>
+            <w:r>
+              <w:rPr>
+                <w:rFonts w:ascii="SimSun" w:hAnsi="SimSun" w:eastAsia="SimSun"/>
+                <w:sz w:val="17"/>
+              </w:rPr>
+              <w:t xml:space="preserve"> 与候选的构件级去重；仅有目标表面集合时可退化为"每面自成一组" </w:t>
+            </w:r>
+            <w:r>
+              <w:rPr>
+                <w:rFonts w:ascii="SimSun" w:hAnsi="SimSun" w:eastAsia="SimSun"/>
+                <w:b/>
+                <w:sz w:val="17"/>
+              </w:rPr>
+              <w:t>[B]</w:t>
+            </w:r>
+          </w:p>
+        </w:tc>
+      </w:tr>
+      <w:tr>
+        <w:tc>
+          <w:tcPr>
+            <w:tcW w:type="dxa" w:w="2880"/>
+          </w:tcPr>
+          <w:p>
+            <w:pPr>
+              <w:spacing w:before="20" w:after="20"/>
+            </w:pPr>
+            <w:r>
+              <w:rPr>
+                <w:rFonts w:ascii="SimSun" w:hAnsi="SimSun" w:eastAsia="SimSun"/>
+                <w:sz w:val="17"/>
+              </w:rPr>
+              <w:t>工程重要度 E_i</w:t>
+            </w:r>
+          </w:p>
+        </w:tc>
+        <w:tc>
+          <w:tcPr>
+            <w:tcW w:type="dxa" w:w="2880"/>
+          </w:tcPr>
+          <w:p>
+            <w:pPr>
+              <w:spacing w:before="20" w:after="20"/>
+            </w:pPr>
+            <w:r>
+              <w:rPr>
+                <w:rFonts w:ascii="SimSun" w:hAnsi="SimSun" w:eastAsia="SimSun"/>
+                <w:sz w:val="17"/>
+              </w:rPr>
+              <w:t>C. 可用默认值</w:t>
+            </w:r>
+          </w:p>
+        </w:tc>
+        <w:tc>
+          <w:tcPr>
+            <w:tcW w:type="dxa" w:w="2880"/>
+          </w:tcPr>
+          <w:p>
+            <w:pPr>
+              <w:spacing w:before="20" w:after="20"/>
+            </w:pPr>
+            <w:r>
+              <w:rPr>
+                <w:rFonts w:ascii="SimSun" w:hAnsi="SimSun" w:eastAsia="SimSun"/>
+                <w:sz w:val="17"/>
+              </w:rPr>
+              <w:t xml:space="preserve">公式中以 </w:t>
+            </w:r>
+            <w:r>
+              <w:rPr>
+                <w:rFonts w:ascii="Consolas" w:hAnsi="Consolas" w:eastAsia="Consolas"/>
+                <w:sz w:val="17"/>
+              </w:rPr>
+              <w:t>1+λ_E·E_i</w:t>
+            </w:r>
+            <w:r>
+              <w:rPr>
+                <w:rFonts w:ascii="SimSun" w:hAnsi="SimSun" w:eastAsia="SimSun"/>
+                <w:sz w:val="17"/>
+              </w:rPr>
+              <w:t xml:space="preserve"> 出现，取等权时公式仍成立 </w:t>
+            </w:r>
+            <w:r>
+              <w:rPr>
+                <w:rFonts w:ascii="SimSun" w:hAnsi="SimSun" w:eastAsia="SimSun"/>
+                <w:b/>
+                <w:sz w:val="17"/>
+              </w:rPr>
+              <w:t>[A]</w:t>
+            </w:r>
+          </w:p>
+        </w:tc>
+      </w:tr>
+      <w:tr>
+        <w:tc>
+          <w:tcPr>
+            <w:tcW w:type="dxa" w:w="2880"/>
+          </w:tcPr>
+          <w:p>
+            <w:pPr>
+              <w:spacing w:before="20" w:after="20"/>
+            </w:pPr>
+            <w:r>
+              <w:rPr>
+                <w:rFonts w:ascii="SimSun" w:hAnsi="SimSun" w:eastAsia="SimSun"/>
+                <w:sz w:val="17"/>
+              </w:rPr>
+              <w:t>点密度要求 ρ_req</w:t>
+            </w:r>
+          </w:p>
+        </w:tc>
+        <w:tc>
+          <w:tcPr>
+            <w:tcW w:type="dxa" w:w="2880"/>
+          </w:tcPr>
+          <w:p>
+            <w:pPr>
+              <w:spacing w:before="20" w:after="20"/>
+            </w:pPr>
+            <w:r>
+              <w:rPr>
+                <w:rFonts w:ascii="SimSun" w:hAnsi="SimSun" w:eastAsia="SimSun"/>
+                <w:sz w:val="17"/>
+              </w:rPr>
+              <w:t>C. 可用默认值</w:t>
+            </w:r>
+          </w:p>
+        </w:tc>
+        <w:tc>
+          <w:tcPr>
+            <w:tcW w:type="dxa" w:w="2880"/>
+          </w:tcPr>
+          <w:p>
+            <w:pPr>
+              <w:spacing w:before="20" w:after="20"/>
+            </w:pPr>
+            <w:r>
+              <w:rPr>
+                <w:rFonts w:ascii="Consolas" w:hAnsi="Consolas" w:eastAsia="Consolas"/>
+                <w:sz w:val="17"/>
+              </w:rPr>
+              <w:t>ρ_req = ρ0(1+λ_E·E_i)</w:t>
+            </w:r>
+            <w:r>
+              <w:rPr>
+                <w:rFonts w:ascii="SimSun" w:hAnsi="SimSun" w:eastAsia="SimSun"/>
+                <w:sz w:val="17"/>
+              </w:rPr>
+              <w:t xml:space="preserve">，可退化为统一阈值 ρ0 </w:t>
+            </w:r>
+            <w:r>
+              <w:rPr>
+                <w:rFonts w:ascii="SimSun" w:hAnsi="SimSun" w:eastAsia="SimSun"/>
+                <w:b/>
+                <w:sz w:val="17"/>
+              </w:rPr>
+              <w:t>[A]</w:t>
+            </w:r>
+          </w:p>
+        </w:tc>
+      </w:tr>
+      <w:tr>
+        <w:tc>
+          <w:tcPr>
+            <w:tcW w:type="dxa" w:w="2880"/>
+          </w:tcPr>
+          <w:p>
+            <w:pPr>
+              <w:spacing w:before="20" w:after="20"/>
+            </w:pPr>
+            <w:r>
+              <w:rPr>
+                <w:rFonts w:ascii="SimSun" w:hAnsi="SimSun" w:eastAsia="SimSun"/>
+                <w:sz w:val="17"/>
+              </w:rPr>
+              <w:t>是否带电 / 安全距离</w:t>
+            </w:r>
+          </w:p>
+        </w:tc>
+        <w:tc>
+          <w:tcPr>
+            <w:tcW w:type="dxa" w:w="2880"/>
+          </w:tcPr>
+          <w:p>
+            <w:pPr>
+              <w:spacing w:before="20" w:after="20"/>
+            </w:pPr>
+            <w:r>
+              <w:rPr>
+                <w:rFonts w:ascii="SimSun" w:hAnsi="SimSun" w:eastAsia="SimSun"/>
+                <w:sz w:val="17"/>
+              </w:rPr>
+              <w:t>D. 仅特定场景需要</w:t>
+            </w:r>
+          </w:p>
+        </w:tc>
+        <w:tc>
+          <w:tcPr>
+            <w:tcW w:type="dxa" w:w="2880"/>
+          </w:tcPr>
+          <w:p>
+            <w:pPr>
+              <w:spacing w:before="20" w:after="20"/>
+            </w:pPr>
+            <w:r>
+              <w:rPr>
+                <w:rFonts w:ascii="SimSun" w:hAnsi="SimSun" w:eastAsia="SimSun"/>
+                <w:sz w:val="17"/>
+              </w:rPr>
+              <w:t xml:space="preserve">变电站等带电作业场景需要，非电力场景可不提供 </w:t>
+            </w:r>
+            <w:r>
+              <w:rPr>
+                <w:rFonts w:ascii="SimSun" w:hAnsi="SimSun" w:eastAsia="SimSun"/>
+                <w:b/>
+                <w:sz w:val="17"/>
+              </w:rPr>
+              <w:t>[C]</w:t>
+            </w:r>
+          </w:p>
+        </w:tc>
+      </w:tr>
+    </w:tbl>
+    <w:p/>
     <w:p>
       <w:pPr>
-        <w:spacing w:after="40"/>
-        <w:ind w:left="640" w:hanging="280"/>
+        <w:ind w:left="360"/>
       </w:pPr>
       <w:r>
         <w:rPr>
           <w:rFonts w:ascii="SimSun" w:hAnsi="SimSun" w:eastAsia="SimSun"/>
+          <w:b/>
+          <w:i/>
         </w:rPr>
-        <w:t xml:space="preserve">3. </w:t>
+        <w:t>推荐表述</w:t>
+      </w:r>
+      <w:r>
+        <w:rPr>
+          <w:rFonts w:ascii="SimSun" w:hAnsi="SimSun" w:eastAsia="SimSun"/>
+          <w:i/>
+        </w:rPr>
+        <w:t>：目标参考信息至少需要能够识别待检查目标表面并提供其几何；根据实施场景还可以包含目标构件分组、工程重要度、点密度要求、安全属性等任务信息。</w:t>
       </w:r>
       <w:r>
         <w:rPr>
           <w:rFonts w:ascii="SimSun" w:hAnsi="SimSun" w:eastAsia="SimSun"/>
           <w:b/>
+          <w:i/>
         </w:rPr>
-        <w:t>工程属性</w:t>
-      </w:r>
-      <w:r>
-        <w:rPr>
-          <w:rFonts w:ascii="SimSun" w:hAnsi="SimSun" w:eastAsia="SimSun"/>
-        </w:rPr>
-        <w:t>（重要度、密度要求、带电与否）—— 用于任务分数与安全约束；</w:t>
-      </w:r>
-    </w:p>
-    <w:p>
-      <w:pPr>
-        <w:spacing w:after="40"/>
-        <w:ind w:left="640" w:hanging="280"/>
-      </w:pPr>
-      <w:r>
-        <w:rPr>
-          <w:rFonts w:ascii="SimSun" w:hAnsi="SimSun" w:eastAsia="SimSun"/>
-        </w:rPr>
-        <w:t xml:space="preserve">4. </w:t>
-      </w:r>
-      <w:r>
-        <w:rPr>
-          <w:rFonts w:ascii="SimSun" w:hAnsi="SimSun" w:eastAsia="SimSun"/>
-          <w:b/>
-        </w:rPr>
-        <w:t>一致性</w:t>
-      </w:r>
-      <w:r>
-        <w:rPr>
-          <w:rFonts w:ascii="SimSun" w:hAnsi="SimSun" w:eastAsia="SimSun"/>
-        </w:rPr>
-        <w:t>：凡 M_ref 声明为目标的表面，M_plan⁽⁰⁾ 必须含其几何。</w:t>
+        <w:t>当前变电站实施例使用了上述全部信息。</w:t>
       </w:r>
     </w:p>
     <w:p>
@@ -895,6 +1330,51 @@
           <w:rFonts w:ascii="SimSun" w:hAnsi="SimSun" w:eastAsia="SimSun"/>
         </w:rPr>
         <w:t xml:space="preserve"> 非目标环境几何（厂房、围墙、杂物、临时设施）的位置、形状、有无。</w:t>
+      </w:r>
+    </w:p>
+    <w:p>
+      <w:pPr>
+        <w:spacing w:after="80"/>
+        <w:jc w:val="both"/>
+      </w:pPr>
+      <w:r>
+        <w:rPr>
+          <w:rFonts w:ascii="SimSun" w:hAnsi="SimSun" w:eastAsia="SimSun"/>
+        </w:rPr>
+        <w:t>上表分级属</w:t>
+      </w:r>
+      <w:r>
+        <w:rPr>
+          <w:rFonts w:ascii="SimSun" w:hAnsi="SimSun" w:eastAsia="SimSun"/>
+          <w:b/>
+        </w:rPr>
+        <w:t>保护范围设计项</w:t>
+      </w:r>
+      <w:r>
+        <w:rPr>
+          <w:rFonts w:ascii="SimSun" w:hAnsi="SimSun" w:eastAsia="SimSun"/>
+        </w:rPr>
+        <w:t xml:space="preserve">：哪些写入独立权、哪些放入从属权或实施例，由代理人决定（见 </w:t>
+      </w:r>
+      <w:r>
+        <w:rPr>
+          <w:rFonts w:ascii="Consolas" w:hAnsi="Consolas" w:eastAsia="Consolas"/>
+          <w:sz w:val="18"/>
+        </w:rPr>
+        <w:t>07</w:t>
+      </w:r>
+      <w:r>
+        <w:rPr>
+          <w:rFonts w:ascii="SimSun" w:hAnsi="SimSun" w:eastAsia="SimSun"/>
+        </w:rPr>
+        <w:t xml:space="preserve"> 第六节）。</w:t>
+      </w:r>
+      <w:r>
+        <w:rPr>
+          <w:rFonts w:ascii="SimSun" w:hAnsi="SimSun" w:eastAsia="SimSun"/>
+          <w:b/>
+        </w:rPr>
+        <w:t>[C]</w:t>
       </w:r>
     </w:p>
     <w:p>
@@ -995,8 +1475,28 @@
       <w:r>
         <w:rPr>
           <w:rFonts w:ascii="SimSun" w:hAnsi="SimSun" w:eastAsia="SimSun"/>
+          <w:b/>
         </w:rPr>
-        <w:t xml:space="preserve">各采集站位至其各回波点之间连线所经栅格 → </w:t>
+        <w:t>全部</w:t>
+      </w:r>
+      <w:r>
+        <w:rPr>
+          <w:rFonts w:ascii="SimSun" w:hAnsi="SimSun" w:eastAsia="SimSun"/>
+        </w:rPr>
+        <w:t>回波点自站位至该点的连线</w:t>
+      </w:r>
+      <w:r>
+        <w:rPr>
+          <w:rFonts w:ascii="SimSun" w:hAnsi="SimSun" w:eastAsia="SimSun"/>
+          <w:b/>
+        </w:rPr>
+        <w:t>按 XY 投影</w:t>
+      </w:r>
+      <w:r>
+        <w:rPr>
+          <w:rFonts w:ascii="SimSun" w:hAnsi="SimSun" w:eastAsia="SimSun"/>
+        </w:rPr>
+        <w:t xml:space="preserve">所经栅格 → </w:t>
       </w:r>
       <w:r>
         <w:rPr>
@@ -1005,11 +1505,37 @@
         </w:rPr>
         <w:t>已确认自由</w:t>
       </w:r>
+    </w:p>
+    <w:p>
+      <w:pPr>
+        <w:spacing w:after="80"/>
+        <w:jc w:val="both"/>
+      </w:pPr>
       <w:r>
         <w:rPr>
           <w:rFonts w:ascii="SimSun" w:hAnsi="SimSun" w:eastAsia="SimSun"/>
         </w:rPr>
-        <w:t>（射线打到那里才停下，沿途必然是空的 —— 这是唯一能由观测*证明*某处可通行的依据）</w:t>
+        <w:t xml:space="preserve">  &gt; 该状态是</w:t>
+      </w:r>
+      <w:r>
+        <w:rPr>
+          <w:rFonts w:ascii="SimSun" w:hAnsi="SimSun" w:eastAsia="SimSun"/>
+          <w:b/>
+        </w:rPr>
+        <w:t>基于二维投影的规划近似</w:t>
+      </w:r>
+      <w:r>
+        <w:rPr>
+          <w:rFonts w:ascii="SimSun" w:hAnsi="SimSun" w:eastAsia="SimSun"/>
+        </w:rPr>
+        <w:t>，不是"证明可通行"：实现不考虑射线高度随距离  &gt; 变化。最终仍受平台半径收缩、已确认占据优先与安全禁入区约束。实测该方向误判占  &gt; M_plan 可通行栅格的 1.41%，反方向（保守判为不可走）占 14.31%，整体偏保守。</w:t>
+      </w:r>
+      <w:r>
+        <w:rPr>
+          <w:rFonts w:ascii="SimSun" w:hAnsi="SimSun" w:eastAsia="SimSun"/>
+          <w:b/>
+        </w:rPr>
+        <w:t>[A]</w:t>
       </w:r>
     </w:p>
     <w:p>
@@ -1079,7 +1605,20 @@
         <w:rPr>
           <w:rFonts w:ascii="SimSun" w:hAnsi="SimSun" w:eastAsia="SimSun"/>
         </w:rPr>
-        <w:t xml:space="preserve">：每执行一站，新增点云按同一规则并入。M_plan 已确认栅格比例实测由初始的约 0.90 升至 </w:t>
+        <w:t>：每执行一站，新增点云按同一规则并入。M_occ 已确认栅格比例实测由</w:t>
+      </w:r>
+      <w:r>
+        <w:rPr>
+          <w:rFonts w:ascii="SimSun" w:hAnsi="SimSun" w:eastAsia="SimSun"/>
+          <w:b/>
+        </w:rPr>
+        <w:t>仅初始三站后的 0.893</w:t>
+      </w:r>
+      <w:r>
+        <w:rPr>
+          <w:rFonts w:ascii="SimSun" w:hAnsi="SimSun" w:eastAsia="SimSun"/>
+        </w:rPr>
+        <w:t xml:space="preserve">（12 个场景/种子组合，范围 0.814–0.950）升至 </w:t>
       </w:r>
       <w:r>
         <w:rPr>
@@ -1106,6 +1645,78 @@
           <w:rFonts w:ascii="SimSun" w:hAnsi="SimSun" w:eastAsia="SimSun"/>
         </w:rPr>
         <w:t>）。</w:t>
+      </w:r>
+      <w:r>
+        <w:rPr>
+          <w:rFonts w:ascii="SimSun" w:hAnsi="SimSun" w:eastAsia="SimSun"/>
+          <w:b/>
+        </w:rPr>
+        <w:t>[A]</w:t>
+      </w:r>
+    </w:p>
+    <w:p>
+      <w:pPr>
+        <w:ind w:left="360"/>
+      </w:pPr>
+      <w:r>
+        <w:rPr>
+          <w:rFonts w:ascii="SimSun" w:hAnsi="SimSun" w:eastAsia="SimSun"/>
+          <w:b/>
+          <w:i/>
+        </w:rPr>
+        <w:t>由此产生一条必须写明的适用边界</w:t>
+      </w:r>
+      <w:r>
+        <w:rPr>
+          <w:rFonts w:ascii="SimSun" w:hAnsi="SimSun" w:eastAsia="SimSun"/>
+          <w:i/>
+        </w:rPr>
+        <w:t>：本实验属于</w:t>
+      </w:r>
+      <w:r>
+        <w:rPr>
+          <w:rFonts w:ascii="SimSun" w:hAnsi="SimSun" w:eastAsia="SimSun"/>
+          <w:b/>
+          <w:i/>
+        </w:rPr>
+        <w:t>已有初始扫描之后的补扫场景</w:t>
+      </w:r>
+      <w:r>
+        <w:rPr>
+          <w:rFonts w:ascii="SimSun" w:hAnsi="SimSun" w:eastAsia="SimSun"/>
+          <w:i/>
+        </w:rPr>
+        <w:t xml:space="preserve">。补扫开始时观测驱动的规划地图已确认约 </w:t>
+      </w:r>
+      <w:r>
+        <w:rPr>
+          <w:rFonts w:ascii="SimSun" w:hAnsi="SimSun" w:eastAsia="SimSun"/>
+          <w:b/>
+          <w:i/>
+        </w:rPr>
+        <w:t>89%</w:t>
+      </w:r>
+      <w:r>
+        <w:rPr>
+          <w:rFonts w:ascii="SimSun" w:hAnsi="SimSun" w:eastAsia="SimSun"/>
+          <w:i/>
+        </w:rPr>
+        <w:t xml:space="preserve"> 的二维栅格，因此本实验</w:t>
+      </w:r>
+      <w:r>
+        <w:rPr>
+          <w:rFonts w:ascii="SimSun" w:hAnsi="SimSun" w:eastAsia="SimSun"/>
+          <w:b/>
+          <w:i/>
+        </w:rPr>
+        <w:t>不用于证明从近乎完全未知环境开始的自主探索能力</w:t>
+      </w:r>
+      <w:r>
+        <w:rPr>
+          <w:rFonts w:ascii="SimSun" w:hAnsi="SimSun" w:eastAsia="SimSun"/>
+          <w:i/>
+        </w:rPr>
+        <w:t>。这与下一段「本方法不解决完全无信息时如何架第一站」完全一致。</w:t>
       </w:r>
     </w:p>
     <w:p>
@@ -1487,33 +2098,7 @@
         <w:rPr>
           <w:rFonts w:ascii="SimSun" w:hAnsi="SimSun" w:eastAsia="SimSun"/>
         </w:rPr>
-        <w:t>资产级差距（+0.40）远大于面积加权差距（+0.18）：frontier 按</w:t>
-      </w:r>
-      <w:r>
-        <w:rPr>
-          <w:rFonts w:ascii="SimSun" w:hAnsi="SimSun" w:eastAsia="SimSun"/>
-          <w:b/>
-        </w:rPr>
-        <w:t>面积</w:t>
-      </w:r>
-      <w:r>
-        <w:rPr>
-          <w:rFonts w:ascii="SimSun" w:hAnsi="SimSun" w:eastAsia="SimSun"/>
-        </w:rPr>
-        <w:t>分配观测，本方法按</w:t>
-      </w:r>
-      <w:r>
-        <w:rPr>
-          <w:rFonts w:ascii="SimSun" w:hAnsi="SimSun" w:eastAsia="SimSun"/>
-          <w:b/>
-        </w:rPr>
-        <w:t>资产与重要度</w:t>
-      </w:r>
-      <w:r>
-        <w:rPr>
-          <w:rFonts w:ascii="SimSun" w:hAnsi="SimSun" w:eastAsia="SimSun"/>
-        </w:rPr>
-        <w:t>分配。</w:t>
+        <w:t>资产级差距（+0.40）远大于面积加权差距（+0.18）：frontier 依地图揭示量选择方向，本方法依目标缺口证据与工程重要度选择站位。</w:t>
       </w:r>
     </w:p>
     <w:p>
@@ -1532,7 +2117,46 @@
         <w:rPr>
           <w:rFonts w:ascii="SimSun" w:hAnsi="SimSun" w:eastAsia="SimSun"/>
         </w:rPr>
-        <w:t>：frontier 在地图覆盖上略胜（p_holm 0.0252），那是它的目标函数所在。M_plan 的建立与更新在本方法中是</w:t>
+        <w:t xml:space="preserve">：frontier 在地图覆盖上略胜。相对 </w:t>
+      </w:r>
+      <w:r>
+        <w:rPr>
+          <w:rFonts w:ascii="SimSun" w:hAnsi="SimSun" w:eastAsia="SimSun"/>
+          <w:b/>
+        </w:rPr>
+        <w:t>B11</w:t>
+      </w:r>
+      <w:r>
+        <w:rPr>
+          <w:rFonts w:ascii="SimSun" w:hAnsi="SimSun" w:eastAsia="SimSun"/>
+        </w:rPr>
+        <w:t xml:space="preserve"> 为 Δ = −0.0028、p_holm = </w:t>
+      </w:r>
+      <w:r>
+        <w:rPr>
+          <w:rFonts w:ascii="SimSun" w:hAnsi="SimSun" w:eastAsia="SimSun"/>
+          <w:b/>
+        </w:rPr>
+        <w:t>0.1300</w:t>
+      </w:r>
+      <w:r>
+        <w:rPr>
+          <w:rFonts w:ascii="SimSun" w:hAnsi="SimSun" w:eastAsia="SimSun"/>
+        </w:rPr>
+        <w:t xml:space="preserve">（未达显著）；相对 </w:t>
+      </w:r>
+      <w:r>
+        <w:rPr>
+          <w:rFonts w:ascii="SimSun" w:hAnsi="SimSun" w:eastAsia="SimSun"/>
+          <w:b/>
+        </w:rPr>
+        <w:t>B10</w:t>
+      </w:r>
+      <w:r>
+        <w:rPr>
+          <w:rFonts w:ascii="SimSun" w:hAnsi="SimSun" w:eastAsia="SimSun"/>
+        </w:rPr>
+        <w:t xml:space="preserve"> 为 Δ = −0.0034、p_holm = 0.0252（达显著）。两个 p 值对应不同比较对象，不得互换。地图覆盖本就是它的目标函数所在。M_plan 的建立与更新在本方法中是</w:t>
       </w:r>
       <w:r>
         <w:rPr>
@@ -1596,43 +2220,7 @@
           <w:rFonts w:ascii="SimSun" w:hAnsi="SimSun" w:eastAsia="SimSun"/>
           <w:i/>
         </w:rPr>
-        <w:t>本方法不要求设计模型完整描述真实现场环境。目标参考模型用于定义需要检查的目标表面</w:t>
-      </w:r>
-    </w:p>
-    <w:p>
-      <w:pPr>
-        <w:ind w:left="360"/>
-      </w:pPr>
-      <w:r>
-        <w:rPr>
-          <w:rFonts w:ascii="SimSun" w:hAnsi="SimSun" w:eastAsia="SimSun"/>
-          <w:i/>
-        </w:rPr>
-        <w:t>及其工程属性；用于移动和可见性预测的规划环境模型则根据当前实际观测建立并在补充</w:t>
-      </w:r>
-    </w:p>
-    <w:p>
-      <w:pPr>
-        <w:ind w:left="360"/>
-      </w:pPr>
-      <w:r>
-        <w:rPr>
-          <w:rFonts w:ascii="SimSun" w:hAnsi="SimSun" w:eastAsia="SimSun"/>
-          <w:i/>
-        </w:rPr>
-        <w:t>扫描过程中持续更新。因此，本方法解决的不是一般未知环境建图问题，而是在目标任务</w:t>
-      </w:r>
-    </w:p>
-    <w:p>
-      <w:pPr>
-        <w:ind w:left="360"/>
-      </w:pPr>
-      <w:r>
-        <w:rPr>
-          <w:rFonts w:ascii="SimSun" w:hAnsi="SimSun" w:eastAsia="SimSun"/>
-          <w:i/>
-        </w:rPr>
-        <w:t>已知、现场环境几何仅部分已知的条件下，利用在线环境更新进行任务驱动的补充扫描规划。</w:t>
+        <w:t>本方法不要求设计模型完整描述真实现场环境。目标参考模型用于定义需要检查的目标表面及其工程属性；用于移动和可见性预测的规划环境模型则根据当前实际观测建立并在补充扫描过程中持续更新。因此，本方法解决的不是一般未知环境建图问题，而是在目标任务已知、现场环境几何仅部分已知的条件下，利用在线环境更新进行任务驱动的补充扫描规划。</w:t>
       </w:r>
     </w:p>
     <w:p>
@@ -1663,31 +2251,7 @@
           <w:rFonts w:ascii="SimSun" w:hAnsi="SimSun" w:eastAsia="SimSun"/>
           <w:i/>
         </w:rPr>
-        <w:t>现场环境几何完全未被参考模型描述时，本方法仍能在预算内完成全部补充扫描轮次；</w:t>
-      </w:r>
-    </w:p>
-    <w:p>
-      <w:pPr>
-        <w:ind w:left="360"/>
-      </w:pPr>
-      <w:r>
-        <w:rPr>
-          <w:rFonts w:ascii="SimSun" w:hAnsi="SimSun" w:eastAsia="SimSun"/>
-          <w:i/>
-        </w:rPr>
-        <w:t>配合在线环境更新，面积加权缺口恢复率与完整先验条件无显著差异，资产级恢复率下降</w:t>
-      </w:r>
-    </w:p>
-    <w:p>
-      <w:pPr>
-        <w:ind w:left="360"/>
-      </w:pPr>
-      <w:r>
-        <w:rPr>
-          <w:rFonts w:ascii="SimSun" w:hAnsi="SimSun" w:eastAsia="SimSun"/>
-          <w:i/>
-        </w:rPr>
-        <w:t>0.027。</w:t>
+        <w:t>参考模型不提供额外非目标环境构件几何先验时，本方法仍能在预算内完成全部补充扫描轮次；配合在线环境更新，面积加权缺口恢复率与完整先验条件无显著差异，资产级恢复率下降0.027。</w:t>
       </w:r>
     </w:p>
     <w:p>
@@ -1711,9 +2275,305 @@
       <w:r>
         <w:rPr>
           <w:rFonts w:ascii="SimSun" w:hAnsi="SimSun" w:eastAsia="SimSun"/>
+          <w:b/>
           <w:i/>
         </w:rPr>
-        <w:t>您指出的问题成立。经逐行核对，原实现中规划器确实从两条通路读取了完整现场模型：</w:t>
+        <w:t>1. 您指出的"完整模型先验过强"，这个问题成立。</w:t>
+      </w:r>
+    </w:p>
+    <w:p>
+      <w:pPr>
+        <w:ind w:left="360"/>
+      </w:pPr>
+      <w:r>
+        <w:rPr>
+          <w:rFonts w:ascii="SimSun" w:hAnsi="SimSun" w:eastAsia="SimSun"/>
+          <w:b/>
+          <w:i/>
+        </w:rPr>
+        <w:t>2.</w:t>
+      </w:r>
+      <w:r>
+        <w:rPr>
+          <w:rFonts w:ascii="SimSun" w:hAnsi="SimSun" w:eastAsia="SimSun"/>
+          <w:i/>
+        </w:rPr>
+        <w:t xml:space="preserve"> 经逐行核对，原实现确实在两处过度使用了完整几何：移动可通行空间由设计模型全部构件栅格化且在整个闭环中从不更新；可见性求交所用几何与评测所用几何是同一份。核对中另外查出一处您未提到的泄漏 —— 可通行图遍历构件时未区分构件是否存在于设计模型，规划器因此绕开了一批设计模型中根本查不到的临时占位物。</w:t>
+      </w:r>
+    </w:p>
+    <w:p>
+      <w:pPr>
+        <w:ind w:left="360"/>
+      </w:pPr>
+      <w:r>
+        <w:rPr>
+          <w:rFonts w:ascii="SimSun" w:hAnsi="SimSun" w:eastAsia="SimSun"/>
+          <w:b/>
+          <w:i/>
+        </w:rPr>
+        <w:t>3.</w:t>
+      </w:r>
+      <w:r>
+        <w:rPr>
+          <w:rFonts w:ascii="SimSun" w:hAnsi="SimSun" w:eastAsia="SimSun"/>
+          <w:i/>
+        </w:rPr>
+        <w:t xml:space="preserve"> 已作最小修改：</w:t>
+      </w:r>
+      <w:r>
+        <w:rPr>
+          <w:rFonts w:ascii="SimSun" w:hAnsi="SimSun" w:eastAsia="SimSun"/>
+          <w:b/>
+          <w:i/>
+        </w:rPr>
+        <w:t>目标参考模型</w:t>
+      </w:r>
+      <w:r>
+        <w:rPr>
+          <w:rFonts w:ascii="SimSun" w:hAnsi="SimSun" w:eastAsia="SimSun"/>
+          <w:i/>
+        </w:rPr>
+        <w:t>只负责定义"要检查什么"；</w:t>
+      </w:r>
+      <w:r>
+        <w:rPr>
+          <w:rFonts w:ascii="SimSun" w:hAnsi="SimSun" w:eastAsia="SimSun"/>
+          <w:b/>
+          <w:i/>
+        </w:rPr>
+        <w:t>规划环境模型</w:t>
+      </w:r>
+      <w:r>
+        <w:rPr>
+          <w:rFonts w:ascii="SimSun" w:hAnsi="SimSun" w:eastAsia="SimSun"/>
+          <w:i/>
+        </w:rPr>
+        <w:t>负责"当前知道哪里能走、什么会遮挡"。其中通行占据侧由实际观测建立并逐轮更新，未确认区域不作为可通行区域；遮挡侧不再默认掌握完整的非目标环境几何。公式 (26)–(45) 的实现未作改动，S1、S3、S5 的算法逻辑未动（S1 的公式未改，但其处理对象口径已统一为目标构件/目标表面）。</w:t>
+      </w:r>
+    </w:p>
+    <w:p>
+      <w:pPr>
+        <w:ind w:left="360"/>
+      </w:pPr>
+      <w:r>
+        <w:rPr>
+          <w:rFonts w:ascii="SimSun" w:hAnsi="SimSun" w:eastAsia="SimSun"/>
+          <w:b/>
+          <w:i/>
+        </w:rPr>
+        <w:t>4.</w:t>
+      </w:r>
+      <w:r>
+        <w:rPr>
+          <w:rFonts w:ascii="SimSun" w:hAnsi="SimSun" w:eastAsia="SimSun"/>
+          <w:i/>
+        </w:rPr>
+        <w:t xml:space="preserve"> 消融实验（240 次运行，五档先验强度，配对置换检验 ＋ Holm 校正）表明：</w:t>
+      </w:r>
+      <w:r>
+        <w:rPr>
+          <w:rFonts w:ascii="SimSun" w:hAnsi="SimSun" w:eastAsia="SimSun"/>
+          <w:b/>
+          <w:i/>
+        </w:rPr>
+        <w:t>完整环境模型不再是补扫流程运行的必要条件</w:t>
+      </w:r>
+      <w:r>
+        <w:rPr>
+          <w:rFonts w:ascii="SimSun" w:hAnsi="SimSun" w:eastAsia="SimSun"/>
+          <w:i/>
+        </w:rPr>
+        <w:t xml:space="preserve"> —— 不提供额外非目标环境构件几何先验时，全部运行仍在预算内跑满轮次。把可通行空间改为观测驱动这一项，四项指标的p_holm 均为 1.0000，在当前实验条件下未检测到显著的性能下降（该结果不等于二者相同）。</w:t>
+      </w:r>
+    </w:p>
+    <w:p>
+      <w:pPr>
+        <w:ind w:left="360"/>
+      </w:pPr>
+      <w:r>
+        <w:rPr>
+          <w:rFonts w:ascii="SimSun" w:hAnsi="SimSun" w:eastAsia="SimSun"/>
+          <w:b/>
+          <w:i/>
+        </w:rPr>
+        <w:t>5. 但不能说"没有任何代价"</w:t>
+      </w:r>
+      <w:r>
+        <w:rPr>
+          <w:rFonts w:ascii="SimSun" w:hAnsi="SimSun" w:eastAsia="SimSun"/>
+          <w:i/>
+        </w:rPr>
+        <w:t>：不提供额外非目标环境构件几何先验时，配合在线环境更新，面积加权缺口恢复率与完整先验条件差异很小且不显著（−0.003，p_holm 1.0000），</w:t>
+      </w:r>
+      <w:r>
+        <w:rPr>
+          <w:rFonts w:ascii="SimSun" w:hAnsi="SimSun" w:eastAsia="SimSun"/>
+          <w:b/>
+          <w:i/>
+        </w:rPr>
+        <w:t>资产级恢复率仍下降 0.027，且经校正后达到显著（p_holm 0.046）</w:t>
+      </w:r>
+      <w:r>
+        <w:rPr>
+          <w:rFonts w:ascii="SimSun" w:hAnsi="SimSun" w:eastAsia="SimSun"/>
+          <w:i/>
+        </w:rPr>
+        <w:t>。若不开在线环境更新，同一条件下的下降为 0.096（p_holm 0.0075）。</w:t>
+      </w:r>
+    </w:p>
+    <w:p>
+      <w:pPr>
+        <w:ind w:left="360"/>
+      </w:pPr>
+      <w:r>
+        <w:rPr>
+          <w:rFonts w:ascii="SimSun" w:hAnsi="SimSun" w:eastAsia="SimSun"/>
+          <w:b/>
+          <w:i/>
+        </w:rPr>
+        <w:t>6.</w:t>
+      </w:r>
+      <w:r>
+        <w:rPr>
+          <w:rFonts w:ascii="SimSun" w:hAnsi="SimSun" w:eastAsia="SimSun"/>
+          <w:i/>
+        </w:rPr>
+        <w:t xml:space="preserve"> 在线环境更新的价值随环境先验减弱而明显增大：资产恢复增益自 +0.012（完整先验）增至 +0.092（无额外环境先验，p_holm 0.0117）。</w:t>
+      </w:r>
+    </w:p>
+    <w:p>
+      <w:pPr>
+        <w:ind w:left="360"/>
+      </w:pPr>
+      <w:r>
+        <w:rPr>
+          <w:rFonts w:ascii="SimSun" w:hAnsi="SimSun" w:eastAsia="SimSun"/>
+          <w:b/>
+          <w:i/>
+        </w:rPr>
+        <w:t>7.</w:t>
+      </w:r>
+      <w:r>
+        <w:rPr>
+          <w:rFonts w:ascii="SimSun" w:hAnsi="SimSun" w:eastAsia="SimSun"/>
+          <w:i/>
+        </w:rPr>
+        <w:t xml:space="preserve"> 另补充了 frontier 探索基线的对照（144 次运行，同平台、传感器、初始站、预算、站数上限、安全约束与同一套底层路径规划）：</w:t>
+      </w:r>
+      <w:r>
+        <w:rPr>
+          <w:rFonts w:ascii="SimSun" w:hAnsi="SimSun" w:eastAsia="SimSun"/>
+          <w:b/>
+          <w:i/>
+        </w:rPr>
+        <w:t>frontier 更关注地图未知量，本方法更关注指定目标的缺口</w:t>
+      </w:r>
+      <w:r>
+        <w:rPr>
+          <w:rFonts w:ascii="SimSun" w:hAnsi="SimSun" w:eastAsia="SimSun"/>
+          <w:i/>
+        </w:rPr>
+        <w:t>。地图覆盖上探索基线数值略高（0.952 对 0.949；相对本方法最终配置未达统计显著），资产级覆盖上本方法高 0.40，路径更短 10 m。二者不是同一目标。须说明：</w:t>
+      </w:r>
+      <w:r>
+        <w:rPr>
+          <w:rFonts w:ascii="SimSun" w:hAnsi="SimSun" w:eastAsia="SimSun"/>
+          <w:b/>
+          <w:i/>
+        </w:rPr>
+        <w:t>E8 只直接实验对照了 frontier-based exploration</w:t>
+      </w:r>
+      <w:r>
+        <w:rPr>
+          <w:rFonts w:ascii="SimSun" w:hAnsi="SimSun" w:eastAsia="SimSun"/>
+          <w:i/>
+        </w:rPr>
+        <w:t>，未实测其他 NBV 或active SLAM 方法，因此不代表已在实验上胜过所有此类方法；且二者的候选生成规则与收益函数各按自身任务范式，该实验不是"只替换目标函数"的单因素消融，上述 0.40 不可完全归因于收益函数一项。</w:t>
+      </w:r>
+    </w:p>
+    <w:p>
+      <w:pPr>
+        <w:ind w:left="360"/>
+      </w:pPr>
+      <w:r>
+        <w:rPr>
+          <w:rFonts w:ascii="SimSun" w:hAnsi="SimSun" w:eastAsia="SimSun"/>
+          <w:b/>
+          <w:i/>
+        </w:rPr>
+        <w:t>8.</w:t>
+      </w:r>
+      <w:r>
+        <w:rPr>
+          <w:rFonts w:ascii="SimSun" w:hAnsi="SimSun" w:eastAsia="SimSun"/>
+          <w:i/>
+        </w:rPr>
+        <w:t xml:space="preserve"> 本方法仍需要目标参考信息（至少能够识别待检查目标表面并提供其几何），</w:t>
+      </w:r>
+      <w:r>
+        <w:rPr>
+          <w:rFonts w:ascii="SimSun" w:hAnsi="SimSun" w:eastAsia="SimSun"/>
+          <w:b/>
+          <w:i/>
+        </w:rPr>
+        <w:t>它不是纯无模型探索方法</w:t>
+      </w:r>
+      <w:r>
+        <w:rPr>
+          <w:rFonts w:ascii="SimSun" w:hAnsi="SimSun" w:eastAsia="SimSun"/>
+          <w:i/>
+        </w:rPr>
+        <w:t>。</w:t>
+      </w:r>
+    </w:p>
+    <w:p>
+      <w:pPr>
+        <w:ind w:left="360"/>
+      </w:pPr>
+      <w:r>
+        <w:rPr>
+          <w:rFonts w:ascii="SimSun" w:hAnsi="SimSun" w:eastAsia="SimSun"/>
+          <w:b/>
+          <w:i/>
+        </w:rPr>
+        <w:t>9.</w:t>
+      </w:r>
+      <w:r>
+        <w:rPr>
+          <w:rFonts w:ascii="SimSun" w:hAnsi="SimSun" w:eastAsia="SimSun"/>
+          <w:i/>
+        </w:rPr>
+        <w:t xml:space="preserve"> 本轮实验属于</w:t>
+      </w:r>
+      <w:r>
+        <w:rPr>
+          <w:rFonts w:ascii="SimSun" w:hAnsi="SimSun" w:eastAsia="SimSun"/>
+          <w:b/>
+          <w:i/>
+        </w:rPr>
+        <w:t>已经完成初始扫描之后的补扫场景</w:t>
+      </w:r>
+      <w:r>
+        <w:rPr>
+          <w:rFonts w:ascii="SimSun" w:hAnsi="SimSun" w:eastAsia="SimSun"/>
+          <w:i/>
+        </w:rPr>
+        <w:t xml:space="preserve"> —— 补扫开始时观测驱动的规划地图已确认约 89% 的二维栅格。本方法</w:t>
+      </w:r>
+      <w:r>
+        <w:rPr>
+          <w:rFonts w:ascii="SimSun" w:hAnsi="SimSun" w:eastAsia="SimSun"/>
+          <w:b/>
+          <w:i/>
+        </w:rPr>
+        <w:t>不解决完全未知环境下第一站如何选择</w:t>
+      </w:r>
+      <w:r>
+        <w:rPr>
+          <w:rFonts w:ascii="SimSun" w:hAnsi="SimSun" w:eastAsia="SimSun"/>
+          <w:i/>
+        </w:rPr>
+        <w:t>的问题。</w:t>
       </w:r>
     </w:p>
     <w:p>
@@ -1725,219 +2585,7 @@
           <w:rFonts w:ascii="SimSun" w:hAnsi="SimSun" w:eastAsia="SimSun"/>
           <w:i/>
         </w:rPr>
-        <w:t>移动可通行空间由模型全部构件栅格化且全程不更新；可见性求交所用几何与评测所用几何</w:t>
-      </w:r>
-    </w:p>
-    <w:p>
-      <w:pPr>
-        <w:ind w:left="360"/>
-      </w:pPr>
-      <w:r>
-        <w:rPr>
-          <w:rFonts w:ascii="SimSun" w:hAnsi="SimSun" w:eastAsia="SimSun"/>
-          <w:i/>
-        </w:rPr>
-        <w:t>是同一份。核对中另外查出一处您未提到的问题 —— 可通行图在遍历构件时未区分构件是否</w:t>
-      </w:r>
-    </w:p>
-    <w:p>
-      <w:pPr>
-        <w:ind w:left="360"/>
-      </w:pPr>
-      <w:r>
-        <w:rPr>
-          <w:rFonts w:ascii="SimSun" w:hAnsi="SimSun" w:eastAsia="SimSun"/>
-          <w:i/>
-        </w:rPr>
-        <w:t>存在于设计模型，规划器因此绕开了一批设计模型中根本查不到的临时占位物。</w:t>
-      </w:r>
-    </w:p>
-    <w:p>
-      <w:pPr>
-        <w:ind w:left="360"/>
-      </w:pPr>
-    </w:p>
-    <w:p>
-      <w:pPr>
-        <w:ind w:left="360"/>
-      </w:pPr>
-      <w:r>
-        <w:rPr>
-          <w:rFonts w:ascii="SimSun" w:hAnsi="SimSun" w:eastAsia="SimSun"/>
-          <w:i/>
-        </w:rPr>
-        <w:t>已作最小修改：目标参考模型只承担"要检查什么"；"现场哪里被占据、什么挡住视线"改由</w:t>
-      </w:r>
-    </w:p>
-    <w:p>
-      <w:pPr>
-        <w:ind w:left="360"/>
-      </w:pPr>
-      <w:r>
-        <w:rPr>
-          <w:rFonts w:ascii="SimSun" w:hAnsi="SimSun" w:eastAsia="SimSun"/>
-          <w:i/>
-        </w:rPr>
-        <w:t>实测点云建立并逐轮更新，未观测区域不作为可通行区域。公式 (26)–(45) 的实现未作</w:t>
-      </w:r>
-    </w:p>
-    <w:p>
-      <w:pPr>
-        <w:ind w:left="360"/>
-      </w:pPr>
-      <w:r>
-        <w:rPr>
-          <w:rFonts w:ascii="SimSun" w:hAnsi="SimSun" w:eastAsia="SimSun"/>
-          <w:i/>
-        </w:rPr>
-        <w:t>改动，S1、S3、S5 的算法逻辑未动。</w:t>
-      </w:r>
-    </w:p>
-    <w:p>
-      <w:pPr>
-        <w:ind w:left="360"/>
-      </w:pPr>
-    </w:p>
-    <w:p>
-      <w:pPr>
-        <w:ind w:left="360"/>
-      </w:pPr>
-      <w:r>
-        <w:rPr>
-          <w:rFonts w:ascii="SimSun" w:hAnsi="SimSun" w:eastAsia="SimSun"/>
-          <w:i/>
-        </w:rPr>
-        <w:t>消融实验（240 次运行，四档先验强度，配对置换检验 ＋ Holm 校正）表明：把可通行空间</w:t>
-      </w:r>
-    </w:p>
-    <w:p>
-      <w:pPr>
-        <w:ind w:left="360"/>
-      </w:pPr>
-      <w:r>
-        <w:rPr>
-          <w:rFonts w:ascii="SimSun" w:hAnsi="SimSun" w:eastAsia="SimSun"/>
-          <w:i/>
-        </w:rPr>
-        <w:t>改为观测驱动本身不损失性能（四项 p 均为 1.0000）；参考模型完全不描述现场环境时，</w:t>
-      </w:r>
-    </w:p>
-    <w:p>
-      <w:pPr>
-        <w:ind w:left="360"/>
-      </w:pPr>
-      <w:r>
-        <w:rPr>
-          <w:rFonts w:ascii="SimSun" w:hAnsi="SimSun" w:eastAsia="SimSun"/>
-          <w:i/>
-        </w:rPr>
-        <w:t>配合在线环境更新，面积加权缺口恢复率与完整先验条件无显著差异，资产级恢复率下降</w:t>
-      </w:r>
-    </w:p>
-    <w:p>
-      <w:pPr>
-        <w:ind w:left="360"/>
-      </w:pPr>
-      <w:r>
-        <w:rPr>
-          <w:rFonts w:ascii="SimSun" w:hAnsi="SimSun" w:eastAsia="SimSun"/>
-          <w:i/>
-        </w:rPr>
-        <w:t>0.027（p=0.046）；若不开在线环境更新，同一条件下的下降为 0.096（p=0.0075）。</w:t>
-      </w:r>
-    </w:p>
-    <w:p>
-      <w:pPr>
-        <w:ind w:left="360"/>
-      </w:pPr>
-    </w:p>
-    <w:p>
-      <w:pPr>
-        <w:ind w:left="360"/>
-      </w:pPr>
-      <w:r>
-        <w:rPr>
-          <w:rFonts w:ascii="SimSun" w:hAnsi="SimSun" w:eastAsia="SimSun"/>
-          <w:i/>
-        </w:rPr>
-        <w:t>另补充了 frontier 探索基线的公平对照（144 次运行，同平台/传感器/预算/站数）：地图</w:t>
-      </w:r>
-    </w:p>
-    <w:p>
-      <w:pPr>
-        <w:ind w:left="360"/>
-      </w:pPr>
-      <w:r>
-        <w:rPr>
-          <w:rFonts w:ascii="SimSun" w:hAnsi="SimSun" w:eastAsia="SimSun"/>
-          <w:i/>
-        </w:rPr>
-        <w:t>覆盖上探索基线略胜（0.952 对 0.949），资产级覆盖上本方法高 0.40，路径更短 10 m。</w:t>
-      </w:r>
-    </w:p>
-    <w:p>
-      <w:pPr>
-        <w:ind w:left="360"/>
-      </w:pPr>
-      <w:r>
-        <w:rPr>
-          <w:rFonts w:ascii="SimSun" w:hAnsi="SimSun" w:eastAsia="SimSun"/>
-          <w:i/>
-        </w:rPr>
-        <w:t>二者优化的不是同一个量。</w:t>
-      </w:r>
-    </w:p>
-    <w:p>
-      <w:pPr>
-        <w:ind w:left="360"/>
-      </w:pPr>
-    </w:p>
-    <w:p>
-      <w:pPr>
-        <w:ind w:left="360"/>
-      </w:pPr>
-      <w:r>
-        <w:rPr>
-          <w:rFonts w:ascii="SimSun" w:hAnsi="SimSun" w:eastAsia="SimSun"/>
-          <w:i/>
-        </w:rPr>
-        <w:t>需一并说明两项边界：本领域中遮挡设备的主要是其他设备，而设备本身即目标，故按三角</w:t>
-      </w:r>
-    </w:p>
-    <w:p>
-      <w:pPr>
-        <w:ind w:left="360"/>
-      </w:pPr>
-      <w:r>
-        <w:rPr>
-          <w:rFonts w:ascii="SimSun" w:hAnsi="SimSun" w:eastAsia="SimSun"/>
-          <w:i/>
-        </w:rPr>
-        <w:t>面计可移除的非目标环境几何只占 3.6–5.3%，上述代价数字不宜外推到非目标环境更多的</w:t>
-      </w:r>
-    </w:p>
-    <w:p>
-      <w:pPr>
-        <w:ind w:left="360"/>
-      </w:pPr>
-      <w:r>
-        <w:rPr>
-          <w:rFonts w:ascii="SimSun" w:hAnsi="SimSun" w:eastAsia="SimSun"/>
-          <w:i/>
-        </w:rPr>
-        <w:t>场景；真实建筑数据（CRAS）的 IFC 中不存在非目标环境构件，遮挡先验这一轴在真实数据</w:t>
-      </w:r>
-    </w:p>
-    <w:p>
-      <w:pPr>
-        <w:ind w:left="360"/>
-      </w:pPr>
-      <w:r>
-        <w:rPr>
-          <w:rFonts w:ascii="SimSun" w:hAnsi="SimSun" w:eastAsia="SimSun"/>
-          <w:i/>
-        </w:rPr>
-        <w:t>上无法复现，真实数据只支持通行侧的结论。</w:t>
+        <w:t>另需一并说明两项数据边界：本领域中遮挡设备的主要是其他设备，而设备本身即目标，故按三角面计可移除的非目标环境几何只占 3.6–5.3%，上述代价数字不宜外推到非目标环境更多的场景；真实建筑数据（CRAS）的 IFC 中不存在非目标环境构件，遮挡先验这一轴在真实数据上无法复现，真实数据只支持通行侧的结论。</w:t>
       </w:r>
     </w:p>
     <w:p>
